--- a/5Moduleass.docx
+++ b/5Moduleass.docx
@@ -12236,12 +12236,7 @@
           <w:lang w:val="en-US"/>
         </w:rPr>
       </w:pPr>
-    </w:p>
-    <w:p>
-      <w:pPr>
-        <w:tabs>
-          <w:tab w:val="left" w:pos="1560"/>
-        </w:tabs>
+      <w:r>
         <w:rPr>
           <w:rFonts w:cstheme="minorHAnsi"/>
           <w:noProof/>
@@ -12249,30 +12244,12 @@
           <w:szCs w:val="24"/>
           <w:lang w:val="en-US"/>
         </w:rPr>
-      </w:pPr>
-      <w:r>
-        <w:rPr>
-          <w:rFonts w:cstheme="minorHAnsi"/>
-          <w:sz w:val="24"/>
-          <w:szCs w:val="24"/>
-          <w:lang w:val="en-US"/>
-        </w:rPr>
         <w:lastRenderedPageBreak/>
-        <w:tab/>
-      </w:r>
-      <w:r>
-        <w:rPr>
-          <w:rFonts w:cstheme="minorHAnsi"/>
-          <w:noProof/>
-          <w:sz w:val="24"/>
-          <w:szCs w:val="24"/>
-          <w:lang w:val="en-US"/>
-        </w:rPr>
         <w:drawing>
-          <wp:inline distT="0" distB="0" distL="0" distR="0" wp14:anchorId="0AD6D6DF" wp14:editId="63C9911E">
-            <wp:extent cx="5731510" cy="4298950"/>
-            <wp:effectExtent l="0" t="0" r="2540" b="6350"/>
-            <wp:docPr id="32" name="Picture 32"/>
+          <wp:inline distT="0" distB="0" distL="0" distR="0" wp14:anchorId="37C5E71C" wp14:editId="0D1B636B">
+            <wp:extent cx="5731510" cy="4004310"/>
+            <wp:effectExtent l="0" t="0" r="2540" b="0"/>
+            <wp:docPr id="2" name="Picture 2"/>
             <wp:cNvGraphicFramePr>
               <a:graphicFrameLocks xmlns:a="http://schemas.openxmlformats.org/drawingml/2006/main" noChangeAspect="1"/>
             </wp:cNvGraphicFramePr>
@@ -12280,7 +12257,7 @@
               <a:graphicData uri="http://schemas.openxmlformats.org/drawingml/2006/picture">
                 <pic:pic xmlns:pic="http://schemas.openxmlformats.org/drawingml/2006/picture">
                   <pic:nvPicPr>
-                    <pic:cNvPr id="32" name="Picture 32"/>
+                    <pic:cNvPr id="2" name="Picture 2"/>
                     <pic:cNvPicPr/>
                   </pic:nvPicPr>
                   <pic:blipFill>
@@ -12298,7 +12275,7 @@
                   <pic:spPr>
                     <a:xfrm>
                       <a:off x="0" y="0"/>
-                      <a:ext cx="5731510" cy="4298950"/>
+                      <a:ext cx="5731510" cy="4004310"/>
                     </a:xfrm>
                     <a:prstGeom prst="rect">
                       <a:avLst/>
@@ -12313,16 +12290,9 @@
     </w:p>
     <w:p>
       <w:pPr>
-        <w:rPr>
-          <w:rFonts w:cstheme="minorHAnsi"/>
-          <w:sz w:val="24"/>
-          <w:szCs w:val="24"/>
-          <w:lang w:val="en-US"/>
-        </w:rPr>
-      </w:pPr>
-    </w:p>
-    <w:p>
-      <w:pPr>
+        <w:tabs>
+          <w:tab w:val="left" w:pos="1560"/>
+        </w:tabs>
         <w:rPr>
           <w:rFonts w:cstheme="minorHAnsi"/>
           <w:noProof/>
@@ -12331,12 +12301,16 @@
           <w:lang w:val="en-US"/>
         </w:rPr>
       </w:pPr>
-    </w:p>
-    <w:p>
-      <w:pPr>
-        <w:tabs>
-          <w:tab w:val="left" w:pos="1410"/>
-        </w:tabs>
+      <w:r>
+        <w:rPr>
+          <w:rFonts w:cstheme="minorHAnsi"/>
+          <w:sz w:val="24"/>
+          <w:szCs w:val="24"/>
+          <w:lang w:val="en-US"/>
+        </w:rPr>
+        <w:tab/>
+      </w:r>
+      <w:r>
         <w:rPr>
           <w:rFonts w:cstheme="minorHAnsi"/>
           <w:noProof/>
@@ -12344,30 +12318,11 @@
           <w:szCs w:val="24"/>
           <w:lang w:val="en-US"/>
         </w:rPr>
-      </w:pPr>
-      <w:r>
-        <w:rPr>
-          <w:rFonts w:cstheme="minorHAnsi"/>
-          <w:sz w:val="24"/>
-          <w:szCs w:val="24"/>
-          <w:lang w:val="en-US"/>
-        </w:rPr>
-        <w:lastRenderedPageBreak/>
-        <w:tab/>
-      </w:r>
-      <w:r>
-        <w:rPr>
-          <w:rFonts w:cstheme="minorHAnsi"/>
-          <w:noProof/>
-          <w:sz w:val="24"/>
-          <w:szCs w:val="24"/>
-          <w:lang w:val="en-US"/>
-        </w:rPr>
         <w:drawing>
-          <wp:inline distT="0" distB="0" distL="0" distR="0" wp14:anchorId="7157B906" wp14:editId="65B04345">
+          <wp:inline distT="0" distB="0" distL="0" distR="0" wp14:anchorId="0AD6D6DF" wp14:editId="63C9911E">
             <wp:extent cx="5731510" cy="4298950"/>
             <wp:effectExtent l="0" t="0" r="2540" b="6350"/>
-            <wp:docPr id="33" name="Picture 33"/>
+            <wp:docPr id="32" name="Picture 32"/>
             <wp:cNvGraphicFramePr>
               <a:graphicFrameLocks xmlns:a="http://schemas.openxmlformats.org/drawingml/2006/main" noChangeAspect="1"/>
             </wp:cNvGraphicFramePr>
@@ -12375,7 +12330,7 @@
               <a:graphicData uri="http://schemas.openxmlformats.org/drawingml/2006/picture">
                 <pic:pic xmlns:pic="http://schemas.openxmlformats.org/drawingml/2006/picture">
                   <pic:nvPicPr>
-                    <pic:cNvPr id="33" name="Picture 33"/>
+                    <pic:cNvPr id="32" name="Picture 32"/>
                     <pic:cNvPicPr/>
                   </pic:nvPicPr>
                   <pic:blipFill>
@@ -12420,36 +12375,6 @@
       <w:pPr>
         <w:rPr>
           <w:rFonts w:cstheme="minorHAnsi"/>
-          <w:sz w:val="24"/>
-          <w:szCs w:val="24"/>
-          <w:lang w:val="en-US"/>
-        </w:rPr>
-      </w:pPr>
-    </w:p>
-    <w:p>
-      <w:pPr>
-        <w:rPr>
-          <w:rFonts w:cstheme="minorHAnsi"/>
-          <w:sz w:val="24"/>
-          <w:szCs w:val="24"/>
-          <w:lang w:val="en-US"/>
-        </w:rPr>
-      </w:pPr>
-    </w:p>
-    <w:p>
-      <w:pPr>
-        <w:rPr>
-          <w:rFonts w:cstheme="minorHAnsi"/>
-          <w:sz w:val="24"/>
-          <w:szCs w:val="24"/>
-          <w:lang w:val="en-US"/>
-        </w:rPr>
-      </w:pPr>
-    </w:p>
-    <w:p>
-      <w:pPr>
-        <w:rPr>
-          <w:rFonts w:cstheme="minorHAnsi"/>
           <w:noProof/>
           <w:sz w:val="24"/>
           <w:szCs w:val="24"/>
@@ -12460,7 +12385,7 @@
     <w:p>
       <w:pPr>
         <w:tabs>
-          <w:tab w:val="left" w:pos="1485"/>
+          <w:tab w:val="left" w:pos="1410"/>
         </w:tabs>
         <w:rPr>
           <w:rFonts w:cstheme="minorHAnsi"/>
@@ -12477,7 +12402,6 @@
           <w:szCs w:val="24"/>
           <w:lang w:val="en-US"/>
         </w:rPr>
-        <w:lastRenderedPageBreak/>
         <w:tab/>
       </w:r>
       <w:r>
@@ -12489,10 +12413,10 @@
           <w:lang w:val="en-US"/>
         </w:rPr>
         <w:drawing>
-          <wp:inline distT="0" distB="0" distL="0" distR="0" wp14:anchorId="7D153EF6" wp14:editId="25D2BFA4">
+          <wp:inline distT="0" distB="0" distL="0" distR="0" wp14:anchorId="7157B906" wp14:editId="65B04345">
             <wp:extent cx="5731510" cy="4298950"/>
             <wp:effectExtent l="0" t="0" r="2540" b="6350"/>
-            <wp:docPr id="34" name="Picture 34"/>
+            <wp:docPr id="33" name="Picture 33"/>
             <wp:cNvGraphicFramePr>
               <a:graphicFrameLocks xmlns:a="http://schemas.openxmlformats.org/drawingml/2006/main" noChangeAspect="1"/>
             </wp:cNvGraphicFramePr>
@@ -12500,7 +12424,7 @@
               <a:graphicData uri="http://schemas.openxmlformats.org/drawingml/2006/picture">
                 <pic:pic xmlns:pic="http://schemas.openxmlformats.org/drawingml/2006/picture">
                   <pic:nvPicPr>
-                    <pic:cNvPr id="34" name="Picture 34"/>
+                    <pic:cNvPr id="33" name="Picture 33"/>
                     <pic:cNvPicPr/>
                   </pic:nvPicPr>
                   <pic:blipFill>
@@ -12584,7 +12508,9 @@
     </w:p>
     <w:p>
       <w:pPr>
-        <w:jc w:val="center"/>
+        <w:tabs>
+          <w:tab w:val="left" w:pos="1485"/>
+        </w:tabs>
         <w:rPr>
           <w:rFonts w:cstheme="minorHAnsi"/>
           <w:noProof/>
@@ -12596,17 +12522,26 @@
       <w:r>
         <w:rPr>
           <w:rFonts w:cstheme="minorHAnsi"/>
+          <w:sz w:val="24"/>
+          <w:szCs w:val="24"/>
+          <w:lang w:val="en-US"/>
+        </w:rPr>
+        <w:lastRenderedPageBreak/>
+        <w:tab/>
+      </w:r>
+      <w:r>
+        <w:rPr>
+          <w:rFonts w:cstheme="minorHAnsi"/>
           <w:noProof/>
           <w:sz w:val="24"/>
           <w:szCs w:val="24"/>
           <w:lang w:val="en-US"/>
         </w:rPr>
-        <w:lastRenderedPageBreak/>
         <w:drawing>
-          <wp:inline distT="0" distB="0" distL="0" distR="0" wp14:anchorId="2D7FB83B" wp14:editId="7FAE15ED">
+          <wp:inline distT="0" distB="0" distL="0" distR="0" wp14:anchorId="7D153EF6" wp14:editId="25D2BFA4">
             <wp:extent cx="5731510" cy="4298950"/>
             <wp:effectExtent l="0" t="0" r="2540" b="6350"/>
-            <wp:docPr id="35" name="Picture 35"/>
+            <wp:docPr id="34" name="Picture 34"/>
             <wp:cNvGraphicFramePr>
               <a:graphicFrameLocks xmlns:a="http://schemas.openxmlformats.org/drawingml/2006/main" noChangeAspect="1"/>
             </wp:cNvGraphicFramePr>
@@ -12614,7 +12549,7 @@
               <a:graphicData uri="http://schemas.openxmlformats.org/drawingml/2006/picture">
                 <pic:pic xmlns:pic="http://schemas.openxmlformats.org/drawingml/2006/picture">
                   <pic:nvPicPr>
-                    <pic:cNvPr id="35" name="Picture 35"/>
+                    <pic:cNvPr id="34" name="Picture 34"/>
                     <pic:cNvPicPr/>
                   </pic:nvPicPr>
                   <pic:blipFill>
@@ -12669,49 +12604,25 @@
       <w:pPr>
         <w:rPr>
           <w:rFonts w:cstheme="minorHAnsi"/>
+          <w:sz w:val="24"/>
+          <w:szCs w:val="24"/>
+          <w:lang w:val="en-US"/>
+        </w:rPr>
+      </w:pPr>
+      <w:r>
+        <w:rPr>
+          <w:rFonts w:cstheme="minorHAnsi"/>
           <w:noProof/>
           <w:sz w:val="24"/>
           <w:szCs w:val="24"/>
           <w:lang w:val="en-US"/>
         </w:rPr>
-      </w:pPr>
-    </w:p>
-    <w:p>
-      <w:pPr>
-        <w:tabs>
-          <w:tab w:val="left" w:pos="2595"/>
-        </w:tabs>
-        <w:rPr>
-          <w:rFonts w:cstheme="minorHAnsi"/>
-          <w:noProof/>
-          <w:sz w:val="24"/>
-          <w:szCs w:val="24"/>
-          <w:lang w:val="en-US"/>
-        </w:rPr>
-      </w:pPr>
-      <w:r>
-        <w:rPr>
-          <w:rFonts w:cstheme="minorHAnsi"/>
-          <w:sz w:val="24"/>
-          <w:szCs w:val="24"/>
-          <w:lang w:val="en-US"/>
-        </w:rPr>
         <w:lastRenderedPageBreak/>
-        <w:tab/>
-      </w:r>
-      <w:r>
-        <w:rPr>
-          <w:rFonts w:cstheme="minorHAnsi"/>
-          <w:noProof/>
-          <w:sz w:val="24"/>
-          <w:szCs w:val="24"/>
-          <w:lang w:val="en-US"/>
-        </w:rPr>
         <w:drawing>
-          <wp:inline distT="0" distB="0" distL="0" distR="0" wp14:anchorId="4490FCF8" wp14:editId="70370EA4">
+          <wp:inline distT="0" distB="0" distL="0" distR="0" wp14:anchorId="1BA3C30D" wp14:editId="643BB27F">
             <wp:extent cx="5731510" cy="4298950"/>
             <wp:effectExtent l="0" t="0" r="2540" b="6350"/>
-            <wp:docPr id="36" name="Picture 36"/>
+            <wp:docPr id="1" name="Picture 1"/>
             <wp:cNvGraphicFramePr>
               <a:graphicFrameLocks xmlns:a="http://schemas.openxmlformats.org/drawingml/2006/main" noChangeAspect="1"/>
             </wp:cNvGraphicFramePr>
@@ -12719,7 +12630,7 @@
               <a:graphicData uri="http://schemas.openxmlformats.org/drawingml/2006/picture">
                 <pic:pic xmlns:pic="http://schemas.openxmlformats.org/drawingml/2006/picture">
                   <pic:nvPicPr>
-                    <pic:cNvPr id="36" name="Picture 36"/>
+                    <pic:cNvPr id="1" name="Picture 1"/>
                     <pic:cNvPicPr/>
                   </pic:nvPicPr>
                   <pic:blipFill>
@@ -12764,6 +12675,195 @@
       <w:pPr>
         <w:rPr>
           <w:rFonts w:cstheme="minorHAnsi"/>
+          <w:noProof/>
+          <w:sz w:val="24"/>
+          <w:szCs w:val="24"/>
+          <w:lang w:val="en-US"/>
+        </w:rPr>
+      </w:pPr>
+    </w:p>
+    <w:p>
+      <w:pPr>
+        <w:jc w:val="center"/>
+        <w:rPr>
+          <w:rFonts w:cstheme="minorHAnsi"/>
+          <w:noProof/>
+          <w:sz w:val="24"/>
+          <w:szCs w:val="24"/>
+          <w:lang w:val="en-US"/>
+        </w:rPr>
+      </w:pPr>
+      <w:r>
+        <w:rPr>
+          <w:rFonts w:cstheme="minorHAnsi"/>
+          <w:noProof/>
+          <w:sz w:val="24"/>
+          <w:szCs w:val="24"/>
+          <w:lang w:val="en-US"/>
+        </w:rPr>
+        <w:lastRenderedPageBreak/>
+        <w:drawing>
+          <wp:inline distT="0" distB="0" distL="0" distR="0" wp14:anchorId="2D7FB83B" wp14:editId="7FAE15ED">
+            <wp:extent cx="5731510" cy="4298950"/>
+            <wp:effectExtent l="0" t="0" r="2540" b="6350"/>
+            <wp:docPr id="35" name="Picture 35"/>
+            <wp:cNvGraphicFramePr>
+              <a:graphicFrameLocks xmlns:a="http://schemas.openxmlformats.org/drawingml/2006/main" noChangeAspect="1"/>
+            </wp:cNvGraphicFramePr>
+            <a:graphic xmlns:a="http://schemas.openxmlformats.org/drawingml/2006/main">
+              <a:graphicData uri="http://schemas.openxmlformats.org/drawingml/2006/picture">
+                <pic:pic xmlns:pic="http://schemas.openxmlformats.org/drawingml/2006/picture">
+                  <pic:nvPicPr>
+                    <pic:cNvPr id="35" name="Picture 35"/>
+                    <pic:cNvPicPr/>
+                  </pic:nvPicPr>
+                  <pic:blipFill>
+                    <a:blip r:embed="rId40">
+                      <a:extLst>
+                        <a:ext uri="{28A0092B-C50C-407E-A947-70E740481C1C}">
+                          <a14:useLocalDpi xmlns:a14="http://schemas.microsoft.com/office/drawing/2010/main" val="0"/>
+                        </a:ext>
+                      </a:extLst>
+                    </a:blip>
+                    <a:stretch>
+                      <a:fillRect/>
+                    </a:stretch>
+                  </pic:blipFill>
+                  <pic:spPr>
+                    <a:xfrm>
+                      <a:off x="0" y="0"/>
+                      <a:ext cx="5731510" cy="4298950"/>
+                    </a:xfrm>
+                    <a:prstGeom prst="rect">
+                      <a:avLst/>
+                    </a:prstGeom>
+                  </pic:spPr>
+                </pic:pic>
+              </a:graphicData>
+            </a:graphic>
+          </wp:inline>
+        </w:drawing>
+      </w:r>
+    </w:p>
+    <w:p>
+      <w:pPr>
+        <w:rPr>
+          <w:rFonts w:cstheme="minorHAnsi"/>
+          <w:sz w:val="24"/>
+          <w:szCs w:val="24"/>
+          <w:lang w:val="en-US"/>
+        </w:rPr>
+      </w:pPr>
+    </w:p>
+    <w:p>
+      <w:pPr>
+        <w:rPr>
+          <w:rFonts w:cstheme="minorHAnsi"/>
+          <w:sz w:val="24"/>
+          <w:szCs w:val="24"/>
+          <w:lang w:val="en-US"/>
+        </w:rPr>
+      </w:pPr>
+    </w:p>
+    <w:p>
+      <w:pPr>
+        <w:rPr>
+          <w:rFonts w:cstheme="minorHAnsi"/>
+          <w:noProof/>
+          <w:sz w:val="24"/>
+          <w:szCs w:val="24"/>
+          <w:lang w:val="en-US"/>
+        </w:rPr>
+      </w:pPr>
+    </w:p>
+    <w:p>
+      <w:pPr>
+        <w:tabs>
+          <w:tab w:val="left" w:pos="2595"/>
+        </w:tabs>
+        <w:rPr>
+          <w:rFonts w:cstheme="minorHAnsi"/>
+          <w:noProof/>
+          <w:sz w:val="24"/>
+          <w:szCs w:val="24"/>
+          <w:lang w:val="en-US"/>
+        </w:rPr>
+      </w:pPr>
+      <w:r>
+        <w:rPr>
+          <w:rFonts w:cstheme="minorHAnsi"/>
+          <w:sz w:val="24"/>
+          <w:szCs w:val="24"/>
+          <w:lang w:val="en-US"/>
+        </w:rPr>
+        <w:lastRenderedPageBreak/>
+        <w:tab/>
+      </w:r>
+      <w:r>
+        <w:rPr>
+          <w:rFonts w:cstheme="minorHAnsi"/>
+          <w:noProof/>
+          <w:sz w:val="24"/>
+          <w:szCs w:val="24"/>
+          <w:lang w:val="en-US"/>
+        </w:rPr>
+        <w:drawing>
+          <wp:inline distT="0" distB="0" distL="0" distR="0" wp14:anchorId="4490FCF8" wp14:editId="70370EA4">
+            <wp:extent cx="5731510" cy="4298950"/>
+            <wp:effectExtent l="0" t="0" r="2540" b="6350"/>
+            <wp:docPr id="36" name="Picture 36"/>
+            <wp:cNvGraphicFramePr>
+              <a:graphicFrameLocks xmlns:a="http://schemas.openxmlformats.org/drawingml/2006/main" noChangeAspect="1"/>
+            </wp:cNvGraphicFramePr>
+            <a:graphic xmlns:a="http://schemas.openxmlformats.org/drawingml/2006/main">
+              <a:graphicData uri="http://schemas.openxmlformats.org/drawingml/2006/picture">
+                <pic:pic xmlns:pic="http://schemas.openxmlformats.org/drawingml/2006/picture">
+                  <pic:nvPicPr>
+                    <pic:cNvPr id="36" name="Picture 36"/>
+                    <pic:cNvPicPr/>
+                  </pic:nvPicPr>
+                  <pic:blipFill>
+                    <a:blip r:embed="rId41">
+                      <a:extLst>
+                        <a:ext uri="{28A0092B-C50C-407E-A947-70E740481C1C}">
+                          <a14:useLocalDpi xmlns:a14="http://schemas.microsoft.com/office/drawing/2010/main" val="0"/>
+                        </a:ext>
+                      </a:extLst>
+                    </a:blip>
+                    <a:stretch>
+                      <a:fillRect/>
+                    </a:stretch>
+                  </pic:blipFill>
+                  <pic:spPr>
+                    <a:xfrm>
+                      <a:off x="0" y="0"/>
+                      <a:ext cx="5731510" cy="4298950"/>
+                    </a:xfrm>
+                    <a:prstGeom prst="rect">
+                      <a:avLst/>
+                    </a:prstGeom>
+                  </pic:spPr>
+                </pic:pic>
+              </a:graphicData>
+            </a:graphic>
+          </wp:inline>
+        </w:drawing>
+      </w:r>
+    </w:p>
+    <w:p>
+      <w:pPr>
+        <w:rPr>
+          <w:rFonts w:cstheme="minorHAnsi"/>
+          <w:sz w:val="24"/>
+          <w:szCs w:val="24"/>
+          <w:lang w:val="en-US"/>
+        </w:rPr>
+      </w:pPr>
+    </w:p>
+    <w:p>
+      <w:pPr>
+        <w:rPr>
+          <w:rFonts w:cstheme="minorHAnsi"/>
           <w:sz w:val="24"/>
           <w:szCs w:val="24"/>
           <w:lang w:val="en-US"/>
@@ -12828,7 +12928,7 @@
                     <pic:cNvPicPr/>
                   </pic:nvPicPr>
                   <pic:blipFill>
-                    <a:blip r:embed="rId40">
+                    <a:blip r:embed="rId42">
                       <a:extLst>
                         <a:ext uri="{28A0092B-C50C-407E-A947-70E740481C1C}">
                           <a14:useLocalDpi xmlns:a14="http://schemas.microsoft.com/office/drawing/2010/main" val="0"/>
